--- a/summary.docx
+++ b/summary.docx
@@ -900,23 +900,7 @@
           <w:szCs w:val="20"/>
           <w:shd w:val="clear" w:fill="FFFFFF"/>
         </w:rPr>
-        <w:t xml:space="preserve">A. AV and J. Dheeba, "Detection of Optic Disc in Fundus Images </w:t>
-      </w:r>
-      <w:bookmarkStart w:id="0" w:name="_GoBack"/>
-      <w:bookmarkEnd w:id="0"/>
-      <w:r>
-        <w:rPr>
-          <w:rFonts w:hint="default" w:ascii="Calibri" w:hAnsi="Calibri" w:eastAsia="sans-serif" w:cs="Calibri"/>
-          <w:i w:val="0"/>
-          <w:iCs w:val="0"/>
-          <w:caps w:val="0"/>
-          <w:color w:val="333333"/>
-          <w:spacing w:val="0"/>
-          <w:sz w:val="20"/>
-          <w:szCs w:val="20"/>
-          <w:shd w:val="clear" w:fill="FFFFFF"/>
-        </w:rPr>
-        <w:t>Using K-Mean clustering with Outlier Removal Method," </w:t>
+        <w:t>A. AV and J. Dheeba, "Detection of Optic Disc in Fundus Images Using K-Mean clustering with Outlier Removal Method," </w:t>
       </w:r>
       <w:r>
         <w:rPr>
@@ -1110,130 +1094,130 @@
           <w:szCs w:val="20"/>
           <w:lang w:val="en-US"/>
         </w:rPr>
-        <w:t>Mean Dice Coefficient (0.9292 / 92.92%):</w:t>
-      </w:r>
-      <w:r>
-        <w:rPr>
-          <w:rFonts w:hint="default"/>
-          <w:b w:val="0"/>
-          <w:bCs w:val="0"/>
-          <w:sz w:val="20"/>
-          <w:szCs w:val="20"/>
-          <w:lang w:val="en-US"/>
-        </w:rPr>
-        <w:t xml:space="preserve"> An exceptional score for a supervised deep learning method. Training the CNN-U-Net on a robust, augmented dataset—combined with your earlier Gamma correction and CLAHE preprocessing—allowed the neural network to expertly learn the true optic disc textures while completely ignoring dark blood vessels and background lighting artifacts. </w:t>
-      </w:r>
-    </w:p>
-    <w:p>
-      <w:pPr>
-        <w:numPr>
-          <w:ilvl w:val="0"/>
-          <w:numId w:val="0"/>
-        </w:numPr>
-        <w:ind w:leftChars="0"/>
-        <w:rPr>
-          <w:rFonts w:hint="default"/>
-          <w:b w:val="0"/>
-          <w:bCs w:val="0"/>
-          <w:sz w:val="20"/>
-          <w:szCs w:val="20"/>
-          <w:lang w:val="en-US"/>
-        </w:rPr>
-      </w:pPr>
-    </w:p>
-    <w:p>
-      <w:pPr>
-        <w:numPr>
-          <w:ilvl w:val="0"/>
-          <w:numId w:val="0"/>
-        </w:numPr>
-        <w:ind w:leftChars="0"/>
-        <w:rPr>
-          <w:rFonts w:hint="default"/>
-          <w:b w:val="0"/>
-          <w:bCs w:val="0"/>
-          <w:sz w:val="20"/>
-          <w:szCs w:val="20"/>
-          <w:lang w:val="en-US"/>
-        </w:rPr>
-      </w:pPr>
-      <w:r>
-        <w:rPr>
-          <w:rFonts w:hint="default"/>
-          <w:b/>
-          <w:bCs/>
-          <w:sz w:val="20"/>
-          <w:szCs w:val="20"/>
-          <w:lang w:val="en-US"/>
-        </w:rPr>
-        <w:t>Mean IoU (Jaccard) (0.8797 / 87.97%):</w:t>
-      </w:r>
-      <w:r>
-        <w:rPr>
-          <w:rFonts w:hint="default"/>
-          <w:b w:val="0"/>
-          <w:bCs w:val="0"/>
-          <w:sz w:val="20"/>
-          <w:szCs w:val="20"/>
-          <w:lang w:val="en-US"/>
-        </w:rPr>
-        <w:t xml:space="preserve"> A massive jump to ~88%. Taking the raw binary predictions from the U-Net and forcing the final cluster into a mathematically perfect shape using cv2.fitEllipse with anti-aliasing (cv2.LINE_AA) eliminated jagged boundaries and false positives, ensuring the predicted masks overlap flawlessly with the ground truth. </w:t>
-      </w:r>
-    </w:p>
-    <w:p>
-      <w:pPr>
-        <w:numPr>
-          <w:ilvl w:val="0"/>
-          <w:numId w:val="0"/>
-        </w:numPr>
-        <w:ind w:leftChars="0"/>
-        <w:rPr>
-          <w:rFonts w:hint="default"/>
-          <w:b w:val="0"/>
-          <w:bCs w:val="0"/>
-          <w:sz w:val="20"/>
-          <w:szCs w:val="20"/>
-          <w:lang w:val="en-US"/>
-        </w:rPr>
-      </w:pPr>
-    </w:p>
-    <w:p>
-      <w:pPr>
-        <w:numPr>
-          <w:ilvl w:val="0"/>
-          <w:numId w:val="0"/>
-        </w:numPr>
-        <w:ind w:leftChars="0"/>
-        <w:rPr>
-          <w:rFonts w:hint="default"/>
-          <w:b w:val="0"/>
-          <w:bCs w:val="0"/>
-          <w:sz w:val="20"/>
-          <w:szCs w:val="20"/>
-          <w:lang w:val="en-US"/>
-        </w:rPr>
-      </w:pPr>
-      <w:r>
-        <w:rPr>
-          <w:rFonts w:hint="default"/>
-          <w:b/>
-          <w:bCs/>
-          <w:sz w:val="20"/>
-          <w:szCs w:val="20"/>
-          <w:lang w:val="en-US"/>
-        </w:rPr>
-        <w:t>Mean Pixel Accuracy (0.9980 / 99.80%):</w:t>
-      </w:r>
-      <w:r>
-        <w:rPr>
-          <w:rFonts w:hint="default"/>
-          <w:b w:val="0"/>
-          <w:bCs w:val="0"/>
-          <w:sz w:val="20"/>
-          <w:szCs w:val="20"/>
-          <w:lang w:val="en-US"/>
-        </w:rPr>
-        <w:t xml:space="preserve"> Near-perfect pixel classification. The U-Net's encoder-decoder architecture captures localized context so precisely that the vast, empty retinal background is correctly ignored, keeping the actual optic disc boundaries incredibly tight. </w:t>
+        <w:t>Mean Dice Coefficient (0.9217 / 92.17%):</w:t>
+      </w:r>
+      <w:r>
+        <w:rPr>
+          <w:rFonts w:hint="default"/>
+          <w:b w:val="0"/>
+          <w:bCs w:val="0"/>
+          <w:sz w:val="20"/>
+          <w:szCs w:val="20"/>
+          <w:lang w:val="en-US"/>
+        </w:rPr>
+        <w:t xml:space="preserve"> This is the primary metric for medical image segmentation. It indicates a very high overlap between your predicted disc masks and the ground truth, maintaining exceptional performance for a supervised deep learning method.</w:t>
+      </w:r>
+    </w:p>
+    <w:p>
+      <w:pPr>
+        <w:numPr>
+          <w:ilvl w:val="0"/>
+          <w:numId w:val="0"/>
+        </w:numPr>
+        <w:ind w:leftChars="0"/>
+        <w:rPr>
+          <w:rFonts w:hint="default"/>
+          <w:b w:val="0"/>
+          <w:bCs w:val="0"/>
+          <w:sz w:val="20"/>
+          <w:szCs w:val="20"/>
+          <w:lang w:val="en-US"/>
+        </w:rPr>
+      </w:pPr>
+    </w:p>
+    <w:p>
+      <w:pPr>
+        <w:numPr>
+          <w:ilvl w:val="0"/>
+          <w:numId w:val="0"/>
+        </w:numPr>
+        <w:ind w:leftChars="0"/>
+        <w:rPr>
+          <w:rFonts w:hint="default"/>
+          <w:b w:val="0"/>
+          <w:bCs w:val="0"/>
+          <w:sz w:val="20"/>
+          <w:szCs w:val="20"/>
+          <w:lang w:val="en-US"/>
+        </w:rPr>
+      </w:pPr>
+      <w:r>
+        <w:rPr>
+          <w:rFonts w:hint="default"/>
+          <w:b/>
+          <w:bCs/>
+          <w:sz w:val="20"/>
+          <w:szCs w:val="20"/>
+          <w:lang w:val="en-US"/>
+        </w:rPr>
+        <w:t xml:space="preserve">Mean IoU (Jaccard) (0.8663 / 86.63%): </w:t>
+      </w:r>
+      <w:r>
+        <w:rPr>
+          <w:rFonts w:hint="default"/>
+          <w:b w:val="0"/>
+          <w:bCs w:val="0"/>
+          <w:sz w:val="20"/>
+          <w:szCs w:val="20"/>
+          <w:lang w:val="en-US"/>
+        </w:rPr>
+        <w:t>A robust measure that confirms your masks are well-localized. By taking the raw binary predictions from the U-Net and forcing the final cluster into a mathematically perfect shape using cv2.fitEllipse with anti-aliasing (cv2.LINE_AA), you eliminated jagged boundaries and false positives.</w:t>
+      </w:r>
+    </w:p>
+    <w:p>
+      <w:pPr>
+        <w:numPr>
+          <w:ilvl w:val="0"/>
+          <w:numId w:val="0"/>
+        </w:numPr>
+        <w:ind w:leftChars="0"/>
+        <w:rPr>
+          <w:rFonts w:hint="default"/>
+          <w:b w:val="0"/>
+          <w:bCs w:val="0"/>
+          <w:sz w:val="20"/>
+          <w:szCs w:val="20"/>
+          <w:lang w:val="en-US"/>
+        </w:rPr>
+      </w:pPr>
+    </w:p>
+    <w:p>
+      <w:pPr>
+        <w:numPr>
+          <w:ilvl w:val="0"/>
+          <w:numId w:val="0"/>
+        </w:numPr>
+        <w:ind w:leftChars="0"/>
+        <w:rPr>
+          <w:rFonts w:hint="default"/>
+          <w:b w:val="0"/>
+          <w:bCs w:val="0"/>
+          <w:sz w:val="20"/>
+          <w:szCs w:val="20"/>
+          <w:lang w:val="en-US"/>
+        </w:rPr>
+      </w:pPr>
+      <w:r>
+        <w:rPr>
+          <w:rFonts w:hint="default"/>
+          <w:b/>
+          <w:bCs/>
+          <w:sz w:val="20"/>
+          <w:szCs w:val="20"/>
+          <w:lang w:val="en-US"/>
+        </w:rPr>
+        <w:t xml:space="preserve">Mean Pixel Accuracy (0.9976 / 99.76%): </w:t>
+      </w:r>
+      <w:r>
+        <w:rPr>
+          <w:rFonts w:hint="default"/>
+          <w:b w:val="0"/>
+          <w:bCs w:val="0"/>
+          <w:sz w:val="20"/>
+          <w:szCs w:val="20"/>
+          <w:lang w:val="en-US"/>
+        </w:rPr>
+        <w:t>Near-perfect pixel classification. The U-Net’s encoder-decoder architecture captures localized context so precisely that the vast, empty retinal background is correctly ignored, keeping the actual optic disc boundaries incredibly tight.</w:t>
       </w:r>
     </w:p>
     <w:p>
@@ -1289,7 +1273,7 @@
           <w:szCs w:val="20"/>
           <w:lang w:val="en-US"/>
         </w:rPr>
-        <w:t xml:space="preserve"> O. Ronneberger, P. Fischer, and T. Brox, "U-Net: Convolutional Networks for Biomedical Image Segmentation," in Medical Image Computing and Computer-Assisted Intervention – MICCAI 2015, Cham, Springer International Publishing, 2015, pp. 234-241. </w:t>
+        <w:t xml:space="preserve"> O. Ronneberger, P. Fischer, and T. Brox, "U-Net: Convolutional Networks for Biomedical Image Segmentation," in Medical Image Computing and Computer-Assisted Intervention – MICCAI 2015, Cham, Springer International Publishing, 2015, pp. 234-241.</w:t>
       </w:r>
     </w:p>
     <w:p>
@@ -1347,6 +1331,8 @@
         </w:rPr>
         <w:t xml:space="preserve"> Abdullah, Norhidayah, et al. "Optic Disc and Optic Cup Segmentation Methodologies for Glaucoma Image Detection: A Survey." Journal of Ophthalmology, vol. 2015, 2015, pp. 1-15.</w:t>
       </w:r>
+      <w:bookmarkStart w:id="0" w:name="_GoBack"/>
+      <w:bookmarkEnd w:id="0"/>
     </w:p>
     <w:sectPr>
       <w:pgSz w:w="11906" w:h="16838"/>
